--- a/public/templates/forms/HRMS-PD Form 05.docx
+++ b/public/templates/forms/HRMS-PD Form 05.docx
@@ -116,27 +116,7 @@
           <w:sz w:val="16"/>
           <w:szCs w:val="16"/>
         </w:rPr>
-        <w:t xml:space="preserve">7F, Agustin 1 Building, F. Ortigas Jr. Road, Ortigas Center, Pasig </w:t>
-      </w:r>
-      <w:proofErr w:type="gramStart"/>
-      <w:r>
-        <w:rPr>
-          <w:rFonts w:ascii="Book Antiqua" w:eastAsia="Book Antiqua" w:hAnsi="Book Antiqua" w:cs="Book Antiqua"/>
-          <w:color w:val="000000"/>
-          <w:sz w:val="16"/>
-          <w:szCs w:val="16"/>
-        </w:rPr>
-        <w:t>City  |</w:t>
-      </w:r>
-      <w:proofErr w:type="gramEnd"/>
-      <w:r>
-        <w:rPr>
-          <w:rFonts w:ascii="Book Antiqua" w:eastAsia="Book Antiqua" w:hAnsi="Book Antiqua" w:cs="Book Antiqua"/>
-          <w:color w:val="000000"/>
-          <w:sz w:val="16"/>
-          <w:szCs w:val="16"/>
-        </w:rPr>
-        <w:t xml:space="preserve">   Tel (+632) 636-0701-06 |  Fax No: (+632) 638-2216</w:t>
+        <w:t>7F, Agustin 1 Building, F. Ortigas Jr. Road, Ortigas Center, Pasig City  |   Tel (+632) 636-0701-06 |  Fax No: (+632) 638-2216</w:t>
       </w:r>
       <w:r>
         <w:rPr>
@@ -298,6 +278,32 @@
                 <w:rFonts w:ascii="Book Antiqua" w:eastAsia="Book Antiqua" w:hAnsi="Book Antiqua" w:cs="Book Antiqua"/>
               </w:rPr>
             </w:pPr>
+            <w:r>
+              <w:rPr>
+                <w:rFonts w:ascii="Book Antiqua" w:eastAsia="Book Antiqua" w:hAnsi="Book Antiqua" w:cs="Book Antiqua"/>
+              </w:rPr>
+              <w:t>$</w:t>
+            </w:r>
+            <w:r>
+              <w:rPr>
+                <w:rFonts w:ascii="Book Antiqua" w:eastAsia="Book Antiqua" w:hAnsi="Book Antiqua" w:cs="Book Antiqua"/>
+              </w:rPr>
+              <w:t>{</w:t>
+            </w:r>
+            <w:proofErr w:type="spellStart"/>
+            <w:r>
+              <w:rPr>
+                <w:rFonts w:ascii="Book Antiqua" w:eastAsia="Book Antiqua" w:hAnsi="Book Antiqua" w:cs="Book Antiqua"/>
+              </w:rPr>
+              <w:t>date_requested</w:t>
+            </w:r>
+            <w:proofErr w:type="spellEnd"/>
+            <w:r>
+              <w:rPr>
+                <w:rFonts w:ascii="Book Antiqua" w:eastAsia="Book Antiqua" w:hAnsi="Book Antiqua" w:cs="Book Antiqua"/>
+              </w:rPr>
+              <w:t>}</w:t>
+            </w:r>
           </w:p>
         </w:tc>
       </w:tr>
@@ -362,7 +368,13 @@
               <w:rPr>
                 <w:rFonts w:ascii="Book Antiqua" w:eastAsia="Book Antiqua" w:hAnsi="Book Antiqua" w:cs="Book Antiqua"/>
               </w:rPr>
-              <w:t>${</w:t>
+              <w:t>$</w:t>
+            </w:r>
+            <w:r>
+              <w:rPr>
+                <w:rFonts w:ascii="Book Antiqua" w:eastAsia="Book Antiqua" w:hAnsi="Book Antiqua" w:cs="Book Antiqua"/>
+              </w:rPr>
+              <w:t>{</w:t>
             </w:r>
             <w:proofErr w:type="spellStart"/>
             <w:r>
@@ -429,6 +441,18 @@
                 <w:rFonts w:ascii="Book Antiqua" w:eastAsia="Book Antiqua" w:hAnsi="Book Antiqua" w:cs="Book Antiqua"/>
               </w:rPr>
             </w:pPr>
+            <w:r>
+              <w:rPr>
+                <w:rFonts w:ascii="Book Antiqua" w:eastAsia="Book Antiqua" w:hAnsi="Book Antiqua" w:cs="Book Antiqua"/>
+              </w:rPr>
+              <w:t>$</w:t>
+            </w:r>
+            <w:r>
+              <w:rPr>
+                <w:rFonts w:ascii="Book Antiqua" w:eastAsia="Book Antiqua" w:hAnsi="Book Antiqua" w:cs="Book Antiqua"/>
+              </w:rPr>
+              <w:t>{justification}</w:t>
+            </w:r>
           </w:p>
           <w:p>
             <w:pPr>
@@ -548,7 +572,13 @@
               <w:rPr>
                 <w:rFonts w:ascii="Book Antiqua" w:eastAsia="Book Antiqua" w:hAnsi="Book Antiqua" w:cs="Book Antiqua"/>
               </w:rPr>
-              <w:t>${</w:t>
+              <w:t>$</w:t>
+            </w:r>
+            <w:r>
+              <w:rPr>
+                <w:rFonts w:ascii="Book Antiqua" w:eastAsia="Book Antiqua" w:hAnsi="Book Antiqua" w:cs="Book Antiqua"/>
+              </w:rPr>
+              <w:t>{</w:t>
             </w:r>
             <w:r>
               <w:rPr>
@@ -618,7 +648,13 @@
               <w:rPr>
                 <w:rFonts w:ascii="Book Antiqua" w:eastAsia="Book Antiqua" w:hAnsi="Book Antiqua" w:cs="Book Antiqua"/>
               </w:rPr>
-              <w:t>${</w:t>
+              <w:t>$</w:t>
+            </w:r>
+            <w:r>
+              <w:rPr>
+                <w:rFonts w:ascii="Book Antiqua" w:eastAsia="Book Antiqua" w:hAnsi="Book Antiqua" w:cs="Book Antiqua"/>
+              </w:rPr>
+              <w:t>{</w:t>
             </w:r>
             <w:r>
               <w:rPr>
@@ -692,7 +728,13 @@
               <w:rPr>
                 <w:rFonts w:ascii="Book Antiqua" w:eastAsia="Book Antiqua" w:hAnsi="Book Antiqua" w:cs="Book Antiqua"/>
               </w:rPr>
-              <w:t>${name</w:t>
+              <w:t>$</w:t>
+            </w:r>
+            <w:r>
+              <w:rPr>
+                <w:rFonts w:ascii="Book Antiqua" w:eastAsia="Book Antiqua" w:hAnsi="Book Antiqua" w:cs="Book Antiqua"/>
+              </w:rPr>
+              <w:t>{name</w:t>
             </w:r>
             <w:r>
               <w:rPr>
@@ -1759,6 +1801,7 @@
   <w:style w:type="character" w:default="1" w:styleId="DefaultParagraphFont">
     <w:name w:val="Default Paragraph Font"/>
     <w:uiPriority w:val="1"/>
+    <w:semiHidden/>
     <w:unhideWhenUsed/>
   </w:style>
   <w:style w:type="table" w:default="1" w:styleId="TableNormal">
